--- a/public/wzory/PSF_PAK2_Karta_doradztwa_bilans_szablon.docx
+++ b/public/wzory/PSF_PAK2_Karta_doradztwa_bilans_szablon.docx
@@ -313,7 +313,7 @@
           <w:sz w:val="20"/>
           <w:szCs w:val="20"/>
         </w:rPr>
-        <w:t xml:space="preserve">☐ Brak (ISCED 0)</w:t>
+        <w:t>{{cb_isced0}} Brak (ISCED 0)</w:t>
       </w:r>
     </w:p>
     <w:p>
@@ -326,7 +326,7 @@
           <w:sz w:val="20"/>
           <w:szCs w:val="20"/>
         </w:rPr>
-        <w:t xml:space="preserve">☐ Podstawowe (ISCED 1)</w:t>
+        <w:t>{{cb_isced1}} Podstawowe (ISCED 1)</w:t>
       </w:r>
     </w:p>
     <w:p>
@@ -339,7 +339,7 @@
           <w:sz w:val="20"/>
           <w:szCs w:val="20"/>
         </w:rPr>
-        <w:t xml:space="preserve">☐ Gimnazjalne (ISCED 2)</w:t>
+        <w:t>{{cb_isced2}} Gimnazjalne (ISCED 2)</w:t>
       </w:r>
     </w:p>
     <w:p>
@@ -352,7 +352,7 @@
           <w:sz w:val="20"/>
           <w:szCs w:val="20"/>
         </w:rPr>
-        <w:t xml:space="preserve">☐ Pogimnazjalne / zawodowe (ISCED 3)</w:t>
+        <w:t>{{cb_isced3}} Pogimnazjalne / zawodowe (ISCED 3)</w:t>
       </w:r>
     </w:p>
     <w:p>
@@ -365,7 +365,7 @@
           <w:sz w:val="20"/>
           <w:szCs w:val="20"/>
         </w:rPr>
-        <w:t xml:space="preserve">☐ Policealne (ISCED 4)</w:t>
+        <w:t>{{cb_isced4}} Policealne (ISCED 4)</w:t>
       </w:r>
     </w:p>
     <w:p>
@@ -378,7 +378,7 @@
           <w:sz w:val="20"/>
           <w:szCs w:val="20"/>
         </w:rPr>
-        <w:t xml:space="preserve">☐ Wyższe (ISCED 5-8)</w:t>
+        <w:t>{{cb_isced58}} Wyższe (ISCED 5-8)</w:t>
       </w:r>
     </w:p>
     <w:p>
@@ -406,7 +406,7 @@
           <w:sz w:val="20"/>
           <w:szCs w:val="20"/>
         </w:rPr>
-        <w:t xml:space="preserve">☐ Bilans kompetencji</w:t>
+        <w:t>☒ Bilans kompetencji</w:t>
       </w:r>
     </w:p>
     <w:p>
@@ -419,7 +419,7 @@
           <w:sz w:val="20"/>
           <w:szCs w:val="20"/>
         </w:rPr>
-        <w:t xml:space="preserve">☐ Indywidualny Plan Rozwoju (IPR)</w:t>
+        <w:t>☒ Indywidualny Plan Rozwoju (IPR)</w:t>
       </w:r>
     </w:p>
     <w:p>
@@ -432,7 +432,7 @@
           <w:sz w:val="20"/>
           <w:szCs w:val="20"/>
         </w:rPr>
-        <w:t xml:space="preserve">☐ Pomoc w wyborze usług BUR</w:t>
+        <w:t>☒ Pomoc w wyborze usług BUR</w:t>
       </w:r>
     </w:p>
     <w:p>
@@ -445,7 +445,7 @@
           <w:sz w:val="20"/>
           <w:szCs w:val="20"/>
         </w:rPr>
-        <w:t xml:space="preserve">☐ Budowanie motywacji</w:t>
+        <w:t>☒ Budowanie motywacji</w:t>
       </w:r>
     </w:p>
     <w:p>
@@ -471,7 +471,7 @@
           <w:sz w:val="20"/>
           <w:szCs w:val="20"/>
         </w:rPr>
-        <w:t xml:space="preserve">☐ Zielone kompetencje</w:t>
+        <w:t>☒ Zielone kompetencje</w:t>
       </w:r>
     </w:p>
     <w:p>
@@ -722,7 +722,7 @@
                 <w:sz w:val="22"/>
                 <w:szCs w:val="22"/>
               </w:rPr>
-              <w:t xml:space="preserve">☐</w:t>
+              <w:t>☐</w:t>
             </w:r>
           </w:p>
         </w:tc>
@@ -743,7 +743,7 @@
                 <w:sz w:val="22"/>
                 <w:szCs w:val="22"/>
               </w:rPr>
-              <w:t xml:space="preserve">☐</w:t>
+              <w:t>☒</w:t>
             </w:r>
           </w:p>
         </w:tc>
@@ -764,7 +764,7 @@
                 <w:sz w:val="22"/>
                 <w:szCs w:val="22"/>
               </w:rPr>
-              <w:t xml:space="preserve">☐</w:t>
+              <w:t>☐</w:t>
             </w:r>
           </w:p>
         </w:tc>
@@ -785,7 +785,7 @@
                 <w:sz w:val="22"/>
                 <w:szCs w:val="22"/>
               </w:rPr>
-              <w:t xml:space="preserve">☐</w:t>
+              <w:t>☐</w:t>
             </w:r>
           </w:p>
         </w:tc>
@@ -806,7 +806,7 @@
                 <w:sz w:val="22"/>
                 <w:szCs w:val="22"/>
               </w:rPr>
-              <w:t xml:space="preserve">☐</w:t>
+              <w:t>☐</w:t>
             </w:r>
           </w:p>
         </w:tc>
@@ -850,7 +850,7 @@
                 <w:sz w:val="22"/>
                 <w:szCs w:val="22"/>
               </w:rPr>
-              <w:t xml:space="preserve">☐</w:t>
+              <w:t>☐</w:t>
             </w:r>
           </w:p>
         </w:tc>
@@ -871,7 +871,7 @@
                 <w:sz w:val="22"/>
                 <w:szCs w:val="22"/>
               </w:rPr>
-              <w:t xml:space="preserve">☐</w:t>
+              <w:t>☐</w:t>
             </w:r>
           </w:p>
         </w:tc>
@@ -892,7 +892,7 @@
                 <w:sz w:val="22"/>
                 <w:szCs w:val="22"/>
               </w:rPr>
-              <w:t xml:space="preserve">☐</w:t>
+              <w:t>☒</w:t>
             </w:r>
           </w:p>
         </w:tc>
@@ -913,7 +913,7 @@
                 <w:sz w:val="22"/>
                 <w:szCs w:val="22"/>
               </w:rPr>
-              <w:t xml:space="preserve">☐</w:t>
+              <w:t>☐</w:t>
             </w:r>
           </w:p>
         </w:tc>
@@ -934,7 +934,7 @@
                 <w:sz w:val="22"/>
                 <w:szCs w:val="22"/>
               </w:rPr>
-              <w:t xml:space="preserve">☐</w:t>
+              <w:t>☐</w:t>
             </w:r>
           </w:p>
         </w:tc>
@@ -978,7 +978,7 @@
                 <w:sz w:val="22"/>
                 <w:szCs w:val="22"/>
               </w:rPr>
-              <w:t xml:space="preserve">☐</w:t>
+              <w:t>☐</w:t>
             </w:r>
           </w:p>
         </w:tc>
@@ -999,7 +999,7 @@
                 <w:sz w:val="22"/>
                 <w:szCs w:val="22"/>
               </w:rPr>
-              <w:t xml:space="preserve">☐</w:t>
+              <w:t>☐</w:t>
             </w:r>
           </w:p>
         </w:tc>
@@ -1020,7 +1020,7 @@
                 <w:sz w:val="22"/>
                 <w:szCs w:val="22"/>
               </w:rPr>
-              <w:t xml:space="preserve">☐</w:t>
+              <w:t>☒</w:t>
             </w:r>
           </w:p>
         </w:tc>
@@ -1041,7 +1041,7 @@
                 <w:sz w:val="22"/>
                 <w:szCs w:val="22"/>
               </w:rPr>
-              <w:t xml:space="preserve">☐</w:t>
+              <w:t>☐</w:t>
             </w:r>
           </w:p>
         </w:tc>
@@ -1062,7 +1062,7 @@
                 <w:sz w:val="22"/>
                 <w:szCs w:val="22"/>
               </w:rPr>
-              <w:t xml:space="preserve">☐</w:t>
+              <w:t>☐</w:t>
             </w:r>
           </w:p>
         </w:tc>
@@ -1106,7 +1106,7 @@
                 <w:sz w:val="22"/>
                 <w:szCs w:val="22"/>
               </w:rPr>
-              <w:t xml:space="preserve">☐</w:t>
+              <w:t>☐</w:t>
             </w:r>
           </w:p>
         </w:tc>
@@ -1127,7 +1127,7 @@
                 <w:sz w:val="22"/>
                 <w:szCs w:val="22"/>
               </w:rPr>
-              <w:t xml:space="preserve">☐</w:t>
+              <w:t>☐</w:t>
             </w:r>
           </w:p>
         </w:tc>
@@ -1148,7 +1148,7 @@
                 <w:sz w:val="22"/>
                 <w:szCs w:val="22"/>
               </w:rPr>
-              <w:t xml:space="preserve">☐</w:t>
+              <w:t>☒</w:t>
             </w:r>
           </w:p>
         </w:tc>
@@ -1169,7 +1169,7 @@
                 <w:sz w:val="22"/>
                 <w:szCs w:val="22"/>
               </w:rPr>
-              <w:t xml:space="preserve">☐</w:t>
+              <w:t>☐</w:t>
             </w:r>
           </w:p>
         </w:tc>
@@ -1190,7 +1190,7 @@
                 <w:sz w:val="22"/>
                 <w:szCs w:val="22"/>
               </w:rPr>
-              <w:t xml:space="preserve">☐</w:t>
+              <w:t>☐</w:t>
             </w:r>
           </w:p>
         </w:tc>
@@ -1234,7 +1234,7 @@
                 <w:sz w:val="22"/>
                 <w:szCs w:val="22"/>
               </w:rPr>
-              <w:t xml:space="preserve">☐</w:t>
+              <w:t>☐</w:t>
             </w:r>
           </w:p>
         </w:tc>
@@ -1255,7 +1255,7 @@
                 <w:sz w:val="22"/>
                 <w:szCs w:val="22"/>
               </w:rPr>
-              <w:t xml:space="preserve">☐</w:t>
+              <w:t>☒</w:t>
             </w:r>
           </w:p>
         </w:tc>
@@ -1276,7 +1276,7 @@
                 <w:sz w:val="22"/>
                 <w:szCs w:val="22"/>
               </w:rPr>
-              <w:t xml:space="preserve">☐</w:t>
+              <w:t>☐</w:t>
             </w:r>
           </w:p>
         </w:tc>
@@ -1297,7 +1297,7 @@
                 <w:sz w:val="22"/>
                 <w:szCs w:val="22"/>
               </w:rPr>
-              <w:t xml:space="preserve">☐</w:t>
+              <w:t>☐</w:t>
             </w:r>
           </w:p>
         </w:tc>
@@ -1318,7 +1318,7 @@
                 <w:sz w:val="22"/>
                 <w:szCs w:val="22"/>
               </w:rPr>
-              <w:t xml:space="preserve">☐</w:t>
+              <w:t>☐</w:t>
             </w:r>
           </w:p>
         </w:tc>
@@ -1401,7 +1401,7 @@
           <w:sz w:val="22"/>
           <w:szCs w:val="22"/>
         </w:rPr>
-        <w:t>☐ Zielone kompetencje</w:t>
+        <w:t>☒ Zielone kompetencje</w:t>
       </w:r>
     </w:p>
     <w:p>
@@ -1633,7 +1633,7 @@
                 <w:sz w:val="22"/>
                 <w:szCs w:val="22"/>
               </w:rPr>
-              <w:t xml:space="preserve"/>
+              <w:t>Szkolenie / kurs zgodny z BUR</w:t>
             </w:r>
           </w:p>
         </w:tc>
@@ -1654,7 +1654,7 @@
                 <w:sz w:val="22"/>
                 <w:szCs w:val="22"/>
               </w:rPr>
-              <w:t xml:space="preserve"/>
+              <w:t>……………………</w:t>
             </w:r>
           </w:p>
         </w:tc>
@@ -1675,7 +1675,7 @@
                 <w:sz w:val="22"/>
                 <w:szCs w:val="22"/>
               </w:rPr>
-              <w:t xml:space="preserve"/>
+              <w:t>do 4 500,00 PLN</w:t>
             </w:r>
           </w:p>
         </w:tc>
@@ -1696,7 +1696,7 @@
                 <w:sz w:val="22"/>
                 <w:szCs w:val="22"/>
               </w:rPr>
-              <w:t xml:space="preserve"/>
+              <w:t>Zgodnie z potrzebami z bilansu kompetencji.</w:t>
             </w:r>
           </w:p>
         </w:tc>

--- a/public/wzory/PSF_PAK2_Karta_doradztwa_bilans_szablon.docx
+++ b/public/wzory/PSF_PAK2_Karta_doradztwa_bilans_szablon.docx
@@ -1,6 +1,6 @@
 
 <file path=word/document.xml><?xml version="1.0" encoding="utf-8"?>
-<w:document xmlns:mc="http://schemas.openxmlformats.org/markup-compatibility/2006" xmlns:r="http://schemas.openxmlformats.org/officeDocument/2006/relationships" xmlns:w="http://schemas.openxmlformats.org/wordprocessingml/2006/main" mc:Ignorable="w14 w15 wp14">
+<w:document xmlns:wpc="http://schemas.microsoft.com/office/word/2010/wordprocessingCanvas" xmlns:mc="http://schemas.openxmlformats.org/markup-compatibility/2006" xmlns:o="urn:schemas-microsoft-com:office:office" xmlns:r="http://schemas.openxmlformats.org/officeDocument/2006/relationships" xmlns:m="http://schemas.openxmlformats.org/officeDocument/2006/math" xmlns:v="urn:schemas-microsoft-com:vml" xmlns:wp14="http://schemas.microsoft.com/office/word/2010/wordprocessingDrawing" xmlns:wp="http://schemas.openxmlformats.org/drawingml/2006/wordprocessingDrawing" xmlns:w10="urn:schemas-microsoft-com:office:word" xmlns:w="http://schemas.openxmlformats.org/wordprocessingml/2006/main" xmlns:w14="http://schemas.microsoft.com/office/word/2010/wordml" xmlns:w15="http://schemas.microsoft.com/office/word/2012/wordml" xmlns:wpg="http://schemas.microsoft.com/office/word/2010/wordprocessingGroup" xmlns:wpi="http://schemas.microsoft.com/office/word/2010/wordprocessingInk" xmlns:wne="http://schemas.microsoft.com/office/word/2006/wordml" xmlns:wps="http://schemas.microsoft.com/office/word/2010/wordprocessingShape" xmlns:cx="http://schemas.microsoft.com/office/drawing/2014/chartex" xmlns:cx1="http://schemas.microsoft.com/office/drawing/2015/9/8/chartex" xmlns:cx2="http://schemas.microsoft.com/office/drawing/2015/10/21/chartex" xmlns:cx3="http://schemas.microsoft.com/office/drawing/2016/5/9/chartex" xmlns:cx4="http://schemas.microsoft.com/office/drawing/2016/5/10/chartex" xmlns:cx5="http://schemas.microsoft.com/office/drawing/2016/5/11/chartex" xmlns:cx6="http://schemas.microsoft.com/office/drawing/2016/5/12/chartex" xmlns:cx7="http://schemas.microsoft.com/office/drawing/2016/5/13/chartex" xmlns:cx8="http://schemas.microsoft.com/office/drawing/2016/5/14/chartex" xmlns:aink="http://schemas.microsoft.com/office/drawing/2016/ink" xmlns:am3d="http://schemas.microsoft.com/office/drawing/2017/model3d" xmlns:w16cex="http://schemas.microsoft.com/office/word/2018/wordml/cex" xmlns:w16cid="http://schemas.microsoft.com/office/word/2016/wordml/cid" xmlns:w16="http://schemas.microsoft.com/office/word/2018/wordml" xmlns:w16sdtdh="http://schemas.microsoft.com/office/word/2020/wordml/sdtdatahash" xmlns:w16se="http://schemas.microsoft.com/office/word/2015/wordml/symex" mc:Ignorable="w14 w15 wp14">
   <w:body>
     <w:p>
       <w:pPr>
@@ -194,7 +194,7 @@
                 <w:sz w:val="22"/>
                 <w:szCs w:val="22"/>
               </w:rPr>
-              <w:t xml:space="preserve">_____/_____/_________</w:t>
+              <w:t>{{data_dzis}}</w:t>
             </w:r>
           </w:p>
         </w:tc>
@@ -238,7 +238,7 @@
                 <w:sz w:val="20"/>
                 <w:szCs w:val="20"/>
               </w:rPr>
-              <w:t xml:space="preserve">od __:__ do __:__</w:t>
+              <w:t>od __:__ do __:__</w:t>
             </w:r>
           </w:p>
         </w:tc>
@@ -406,7 +406,7 @@
           <w:sz w:val="20"/>
           <w:szCs w:val="20"/>
         </w:rPr>
-        <w:t>☒ Bilans kompetencji</w:t>
+        <w:t xml:space="preserve">☒ Bilans kompetencji</w:t>
       </w:r>
     </w:p>
     <w:p>
@@ -419,7 +419,7 @@
           <w:sz w:val="20"/>
           <w:szCs w:val="20"/>
         </w:rPr>
-        <w:t>☒ Indywidualny Plan Rozwoju (IPR)</w:t>
+        <w:t xml:space="preserve">☒ Indywidualny Plan Rozwoju (IPR)</w:t>
       </w:r>
     </w:p>
     <w:p>
@@ -432,7 +432,7 @@
           <w:sz w:val="20"/>
           <w:szCs w:val="20"/>
         </w:rPr>
-        <w:t>☒ Pomoc w wyborze usług BUR</w:t>
+        <w:t xml:space="preserve">☒ Pomoc w wyborze usług BUR</w:t>
       </w:r>
     </w:p>
     <w:p>
@@ -445,7 +445,7 @@
           <w:sz w:val="20"/>
           <w:szCs w:val="20"/>
         </w:rPr>
-        <w:t>☒ Budowanie motywacji</w:t>
+        <w:t xml:space="preserve">☒ Budowanie motywacji</w:t>
       </w:r>
     </w:p>
     <w:p>
@@ -458,7 +458,7 @@
           <w:sz w:val="20"/>
           <w:szCs w:val="20"/>
         </w:rPr>
-        <w:t xml:space="preserve">☐ Informacja o Europass / Moje Portfolio</w:t>
+        <w:t xml:space="preserve">☒ Informacja o Europass / Moje Portfolio</w:t>
       </w:r>
     </w:p>
     <w:p>
@@ -471,7 +471,7 @@
           <w:sz w:val="20"/>
           <w:szCs w:val="20"/>
         </w:rPr>
-        <w:t>☒ Zielone kompetencje</w:t>
+        <w:t xml:space="preserve">☒ Zielone kompetencje</w:t>
       </w:r>
     </w:p>
     <w:p>
@@ -722,7 +722,7 @@
                 <w:sz w:val="22"/>
                 <w:szCs w:val="22"/>
               </w:rPr>
-              <w:t>☐</w:t>
+              <w:t xml:space="preserve">☒</w:t>
             </w:r>
           </w:p>
         </w:tc>
@@ -743,7 +743,7 @@
                 <w:sz w:val="22"/>
                 <w:szCs w:val="22"/>
               </w:rPr>
-              <w:t>☒</w:t>
+              <w:t xml:space="preserve">☐</w:t>
             </w:r>
           </w:p>
         </w:tc>
@@ -764,7 +764,7 @@
                 <w:sz w:val="22"/>
                 <w:szCs w:val="22"/>
               </w:rPr>
-              <w:t>☐</w:t>
+              <w:t xml:space="preserve">☐</w:t>
             </w:r>
           </w:p>
         </w:tc>
@@ -785,7 +785,7 @@
                 <w:sz w:val="22"/>
                 <w:szCs w:val="22"/>
               </w:rPr>
-              <w:t>☐</w:t>
+              <w:t xml:space="preserve">☐</w:t>
             </w:r>
           </w:p>
         </w:tc>
@@ -806,7 +806,7 @@
                 <w:sz w:val="22"/>
                 <w:szCs w:val="22"/>
               </w:rPr>
-              <w:t>☐</w:t>
+              <w:t xml:space="preserve">☐</w:t>
             </w:r>
           </w:p>
         </w:tc>
@@ -850,7 +850,7 @@
                 <w:sz w:val="22"/>
                 <w:szCs w:val="22"/>
               </w:rPr>
-              <w:t>☐</w:t>
+              <w:t xml:space="preserve">☐</w:t>
             </w:r>
           </w:p>
         </w:tc>
@@ -871,7 +871,7 @@
                 <w:sz w:val="22"/>
                 <w:szCs w:val="22"/>
               </w:rPr>
-              <w:t>☐</w:t>
+              <w:t xml:space="preserve">☒</w:t>
             </w:r>
           </w:p>
         </w:tc>
@@ -892,7 +892,7 @@
                 <w:sz w:val="22"/>
                 <w:szCs w:val="22"/>
               </w:rPr>
-              <w:t>☒</w:t>
+              <w:t xml:space="preserve">☐</w:t>
             </w:r>
           </w:p>
         </w:tc>
@@ -913,7 +913,7 @@
                 <w:sz w:val="22"/>
                 <w:szCs w:val="22"/>
               </w:rPr>
-              <w:t>☐</w:t>
+              <w:t xml:space="preserve">☐</w:t>
             </w:r>
           </w:p>
         </w:tc>
@@ -934,7 +934,7 @@
                 <w:sz w:val="22"/>
                 <w:szCs w:val="22"/>
               </w:rPr>
-              <w:t>☐</w:t>
+              <w:t xml:space="preserve">☐</w:t>
             </w:r>
           </w:p>
         </w:tc>
@@ -978,7 +978,7 @@
                 <w:sz w:val="22"/>
                 <w:szCs w:val="22"/>
               </w:rPr>
-              <w:t>☐</w:t>
+              <w:t xml:space="preserve">☐</w:t>
             </w:r>
           </w:p>
         </w:tc>
@@ -999,7 +999,7 @@
                 <w:sz w:val="22"/>
                 <w:szCs w:val="22"/>
               </w:rPr>
-              <w:t>☐</w:t>
+              <w:t xml:space="preserve">☐</w:t>
             </w:r>
           </w:p>
         </w:tc>
@@ -1020,7 +1020,7 @@
                 <w:sz w:val="22"/>
                 <w:szCs w:val="22"/>
               </w:rPr>
-              <w:t>☒</w:t>
+              <w:t xml:space="preserve">☒</w:t>
             </w:r>
           </w:p>
         </w:tc>
@@ -1041,7 +1041,7 @@
                 <w:sz w:val="22"/>
                 <w:szCs w:val="22"/>
               </w:rPr>
-              <w:t>☐</w:t>
+              <w:t xml:space="preserve">☐</w:t>
             </w:r>
           </w:p>
         </w:tc>
@@ -1062,7 +1062,7 @@
                 <w:sz w:val="22"/>
                 <w:szCs w:val="22"/>
               </w:rPr>
-              <w:t>☐</w:t>
+              <w:t xml:space="preserve">☐</w:t>
             </w:r>
           </w:p>
         </w:tc>
@@ -1106,7 +1106,7 @@
                 <w:sz w:val="22"/>
                 <w:szCs w:val="22"/>
               </w:rPr>
-              <w:t>☐</w:t>
+              <w:t xml:space="preserve">☐</w:t>
             </w:r>
           </w:p>
         </w:tc>
@@ -1127,7 +1127,7 @@
                 <w:sz w:val="22"/>
                 <w:szCs w:val="22"/>
               </w:rPr>
-              <w:t>☐</w:t>
+              <w:t xml:space="preserve">☐</w:t>
             </w:r>
           </w:p>
         </w:tc>
@@ -1148,7 +1148,7 @@
                 <w:sz w:val="22"/>
                 <w:szCs w:val="22"/>
               </w:rPr>
-              <w:t>☒</w:t>
+              <w:t xml:space="preserve">☒</w:t>
             </w:r>
           </w:p>
         </w:tc>
@@ -1169,7 +1169,7 @@
                 <w:sz w:val="22"/>
                 <w:szCs w:val="22"/>
               </w:rPr>
-              <w:t>☐</w:t>
+              <w:t xml:space="preserve">☐</w:t>
             </w:r>
           </w:p>
         </w:tc>
@@ -1190,7 +1190,7 @@
                 <w:sz w:val="22"/>
                 <w:szCs w:val="22"/>
               </w:rPr>
-              <w:t>☐</w:t>
+              <w:t xml:space="preserve">☐</w:t>
             </w:r>
           </w:p>
         </w:tc>
@@ -1234,7 +1234,7 @@
                 <w:sz w:val="22"/>
                 <w:szCs w:val="22"/>
               </w:rPr>
-              <w:t>☐</w:t>
+              <w:t xml:space="preserve">☐</w:t>
             </w:r>
           </w:p>
         </w:tc>
@@ -1255,7 +1255,7 @@
                 <w:sz w:val="22"/>
                 <w:szCs w:val="22"/>
               </w:rPr>
-              <w:t>☒</w:t>
+              <w:t xml:space="preserve">☐</w:t>
             </w:r>
           </w:p>
         </w:tc>
@@ -1276,7 +1276,7 @@
                 <w:sz w:val="22"/>
                 <w:szCs w:val="22"/>
               </w:rPr>
-              <w:t>☐</w:t>
+              <w:t xml:space="preserve">☒</w:t>
             </w:r>
           </w:p>
         </w:tc>
@@ -1297,7 +1297,7 @@
                 <w:sz w:val="22"/>
                 <w:szCs w:val="22"/>
               </w:rPr>
-              <w:t>☐</w:t>
+              <w:t xml:space="preserve">☐</w:t>
             </w:r>
           </w:p>
         </w:tc>
@@ -1318,7 +1318,7 @@
                 <w:sz w:val="22"/>
                 <w:szCs w:val="22"/>
               </w:rPr>
-              <w:t>☐</w:t>
+              <w:t xml:space="preserve">☐</w:t>
             </w:r>
           </w:p>
         </w:tc>
@@ -1349,7 +1349,7 @@
           <w:sz w:val="22"/>
           <w:szCs w:val="22"/>
         </w:rPr>
-        <w:t>☐ Kompetencje cyfrowe</w:t>
+        <w:t>☒ Kompetencje cyfrowe</w:t>
       </w:r>
     </w:p>
     <w:p>
@@ -1375,7 +1375,7 @@
           <w:sz w:val="22"/>
           <w:szCs w:val="22"/>
         </w:rPr>
-        <w:t>☐ Kompetencje społeczne</w:t>
+        <w:t>☒ Kompetencje społeczne</w:t>
       </w:r>
     </w:p>
     <w:p>
@@ -1388,7 +1388,7 @@
           <w:sz w:val="22"/>
           <w:szCs w:val="22"/>
         </w:rPr>
-        <w:t>☐ Kompetencje zawodowe</w:t>
+        <w:t>☒ Kompetencje zawodowe</w:t>
       </w:r>
     </w:p>
     <w:p>
@@ -1633,7 +1633,7 @@
                 <w:sz w:val="22"/>
                 <w:szCs w:val="22"/>
               </w:rPr>
-              <w:t>Szkolenie / kurs zgodny z BUR</w:t>
+              <w:t xml:space="preserve"/>
             </w:r>
           </w:p>
         </w:tc>
@@ -1654,7 +1654,7 @@
                 <w:sz w:val="22"/>
                 <w:szCs w:val="22"/>
               </w:rPr>
-              <w:t>……………………</w:t>
+              <w:t xml:space="preserve"/>
             </w:r>
           </w:p>
         </w:tc>
@@ -1675,7 +1675,7 @@
                 <w:sz w:val="22"/>
                 <w:szCs w:val="22"/>
               </w:rPr>
-              <w:t>do 4 500,00 PLN</w:t>
+              <w:t xml:space="preserve"/>
             </w:r>
           </w:p>
         </w:tc>
@@ -1696,7 +1696,7 @@
                 <w:sz w:val="22"/>
                 <w:szCs w:val="22"/>
               </w:rPr>
-              <w:t>Zgodnie z potrzebami z bilansu kompetencji.</w:t>
+              <w:t xml:space="preserve"/>
             </w:r>
           </w:p>
         </w:tc>
@@ -2011,58 +2011,148 @@
         <w:t xml:space="preserve">CZĘŚĆ IX: PODPISY</w:t>
       </w:r>
     </w:p>
-    <w:p>
-      <w:pPr>
-        <w:spacing w:before="200" w:after="60"/>
-      </w:pPr>
-      <w:r>
-        <w:rPr>
-          <w:rFonts w:ascii="Arial" w:hAnsi="Arial" w:cs="Arial"/>
-          <w:sz w:val="20"/>
-          <w:szCs w:val="20"/>
-        </w:rPr>
-        <w:t xml:space="preserve"/>
-      </w:r>
-    </w:p>
-    <w:p>
-      <w:pPr>
-        <w:spacing w:before="0" w:after="60"/>
-      </w:pPr>
-      <w:r>
-        <w:rPr>
-          <w:rFonts w:ascii="Arial" w:hAnsi="Arial" w:cs="Arial"/>
-          <w:sz w:val="20"/>
-          <w:szCs w:val="20"/>
-        </w:rPr>
-        <w:t xml:space="preserve">Podpis uczestnika:                                        Podpis doradcy:</w:t>
-      </w:r>
-    </w:p>
-    <w:p>
-      <w:pPr>
-        <w:spacing w:before="0" w:after="200"/>
-      </w:pPr>
-      <w:r>
-        <w:rPr>
-          <w:rFonts w:ascii="Arial" w:hAnsi="Arial" w:cs="Arial"/>
-          <w:sz w:val="20"/>
-          <w:szCs w:val="20"/>
-        </w:rPr>
-        <w:t xml:space="preserve">_________________________                    _________________________</w:t>
-      </w:r>
-    </w:p>
-    <w:p>
-      <w:pPr>
-        <w:spacing w:before="0" w:after="60"/>
-      </w:pPr>
-      <w:r>
-        <w:rPr>
-          <w:rFonts w:ascii="Arial" w:hAnsi="Arial" w:cs="Arial"/>
-          <w:sz w:val="20"/>
-          <w:szCs w:val="20"/>
-        </w:rPr>
-        <w:t xml:space="preserve">Data: _____/_____/_________</w:t>
-      </w:r>
-    </w:p>
+    <w:tbl>
+      <w:tblPr>
+        <w:tblW w:type="dxa" w:w="6775"/>
+        <w:tblLayout w:type="fixed"/>
+      </w:tblPr>
+      <w:tblGrid>
+        <w:gridCol w:w="2262"/>
+        <w:gridCol w:w="4513"/>
+      </w:tblGrid>
+      <w:tr>
+        <w:tc>
+          <w:tcPr>
+            <w:tcW w:type="dxa" w:w="2262"/>
+            <w:tcBorders>
+              <w:top w:val="single" w:color="CCCCCC" w:sz="6"/>
+              <w:left w:val="single" w:color="CCCCCC" w:sz="6"/>
+              <w:bottom w:val="single" w:color="CCCCCC" w:sz="6"/>
+              <w:right w:val="single" w:color="CCCCCC" w:sz="6"/>
+            </w:tcBorders>
+          </w:tcPr>
+          <w:p>
+            <w:r>
+              <w:rPr>
+                <w:rFonts w:ascii="Arial" w:cs="Arial" w:eastAsia="Arial" w:hAnsi="Arial"/>
+                <w:sz w:val="22"/>
+                <w:szCs w:val="22"/>
+              </w:rPr>
+              <w:t xml:space="preserve">Podpis uczestnika</w:t>
+            </w:r>
+          </w:p>
+        </w:tc>
+        <w:tc>
+          <w:tcPr>
+            <w:tcW w:type="dxa" w:w="4513"/>
+            <w:tcBorders>
+              <w:top w:val="single" w:color="CCCCCC" w:sz="6"/>
+              <w:left w:val="single" w:color="CCCCCC" w:sz="6"/>
+              <w:bottom w:val="single" w:color="CCCCCC" w:sz="6"/>
+              <w:right w:val="single" w:color="CCCCCC" w:sz="6"/>
+            </w:tcBorders>
+          </w:tcPr>
+          <w:p>
+            <w:r>
+              <w:rPr>
+                <w:rFonts w:ascii="Arial" w:cs="Arial" w:eastAsia="Arial" w:hAnsi="Arial"/>
+                <w:sz w:val="22"/>
+                <w:szCs w:val="22"/>
+              </w:rPr>
+              <w:t xml:space="preserve">_________________________</w:t>
+            </w:r>
+          </w:p>
+        </w:tc>
+      </w:tr>
+      <w:tr>
+        <w:tc>
+          <w:tcPr>
+            <w:tcW w:type="dxa" w:w="2262"/>
+            <w:tcBorders>
+              <w:top w:val="single" w:color="CCCCCC" w:sz="6"/>
+              <w:left w:val="single" w:color="CCCCCC" w:sz="6"/>
+              <w:bottom w:val="single" w:color="CCCCCC" w:sz="6"/>
+              <w:right w:val="single" w:color="CCCCCC" w:sz="6"/>
+            </w:tcBorders>
+          </w:tcPr>
+          <w:p>
+            <w:r>
+              <w:rPr>
+                <w:rFonts w:ascii="Arial" w:cs="Arial" w:eastAsia="Arial" w:hAnsi="Arial"/>
+                <w:sz w:val="22"/>
+                <w:szCs w:val="22"/>
+              </w:rPr>
+              <w:t xml:space="preserve">Podpis doradcy</w:t>
+            </w:r>
+          </w:p>
+        </w:tc>
+        <w:tc>
+          <w:tcPr>
+            <w:tcW w:type="dxa" w:w="4513"/>
+            <w:tcBorders>
+              <w:top w:val="single" w:color="CCCCCC" w:sz="6"/>
+              <w:left w:val="single" w:color="CCCCCC" w:sz="6"/>
+              <w:bottom w:val="single" w:color="CCCCCC" w:sz="6"/>
+              <w:right w:val="single" w:color="CCCCCC" w:sz="6"/>
+            </w:tcBorders>
+          </w:tcPr>
+          <w:p>
+            <w:r>
+              <w:rPr>
+                <w:rFonts w:ascii="Arial" w:cs="Arial" w:eastAsia="Arial" w:hAnsi="Arial"/>
+                <w:sz w:val="22"/>
+                <w:szCs w:val="22"/>
+              </w:rPr>
+              <w:t xml:space="preserve">_________________________</w:t>
+            </w:r>
+          </w:p>
+        </w:tc>
+      </w:tr>
+      <w:tr>
+        <w:tc>
+          <w:tcPr>
+            <w:tcW w:type="dxa" w:w="2262"/>
+            <w:tcBorders>
+              <w:top w:val="single" w:color="CCCCCC" w:sz="6"/>
+              <w:left w:val="single" w:color="CCCCCC" w:sz="6"/>
+              <w:bottom w:val="single" w:color="CCCCCC" w:sz="6"/>
+              <w:right w:val="single" w:color="CCCCCC" w:sz="6"/>
+            </w:tcBorders>
+          </w:tcPr>
+          <w:p>
+            <w:r>
+              <w:rPr>
+                <w:rFonts w:ascii="Arial" w:cs="Arial" w:eastAsia="Arial" w:hAnsi="Arial"/>
+                <w:sz w:val="22"/>
+                <w:szCs w:val="22"/>
+              </w:rPr>
+              <w:t xml:space="preserve">Data</w:t>
+            </w:r>
+          </w:p>
+        </w:tc>
+        <w:tc>
+          <w:tcPr>
+            <w:tcW w:type="dxa" w:w="4513"/>
+            <w:tcBorders>
+              <w:top w:val="single" w:color="CCCCCC" w:sz="6"/>
+              <w:left w:val="single" w:color="CCCCCC" w:sz="6"/>
+              <w:bottom w:val="single" w:color="CCCCCC" w:sz="6"/>
+              <w:right w:val="single" w:color="CCCCCC" w:sz="6"/>
+            </w:tcBorders>
+          </w:tcPr>
+          <w:p>
+            <w:r>
+              <w:rPr>
+                <w:rFonts w:ascii="Arial" w:cs="Arial" w:eastAsia="Arial" w:hAnsi="Arial"/>
+                <w:sz w:val="22"/>
+                <w:szCs w:val="22"/>
+              </w:rPr>
+              <w:t>{{data_dzis}}</w:t>
+            </w:r>
+          </w:p>
+        </w:tc>
+      </w:tr>
+    </w:tbl>
     <w:sectPr>
       <w:headerReference w:type="even" r:id="rId8"/>
       <w:headerReference w:type="default" r:id="rId9"/>
@@ -2768,7 +2858,6 @@
     <w:link w:val="NagwekZnak"/>
     <w:uiPriority w:val="99"/>
     <w:unhideWhenUsed/>
-    <w:rsid w:val="004136ED"/>
     <w:pPr>
       <w:tabs>
         <w:tab w:val="center" w:pos="4536"/>
@@ -2782,7 +2871,6 @@
     <w:link w:val="StopkaZnak"/>
     <w:uiPriority w:val="99"/>
     <w:unhideWhenUsed/>
-    <w:rsid w:val="004136ED"/>
     <w:pPr>
       <w:tabs>
         <w:tab w:val="center" w:pos="4536"/>
@@ -2795,28 +2883,12 @@
     <w:basedOn w:val="Domylnaczcionkaakapitu"/>
     <w:link w:val="Nagwek"/>
     <w:uiPriority w:val="99"/>
-    <w:rsid w:val="004136ED"/>
-    <w:rPr>
-      <w:rFonts w:ascii="Times New Roman" w:hAnsi="Times New Roman" w:cs="Times New Roman"/>
-      <w:kern w:val="0"/>
-      <w:sz w:val="24"/>
-      <w:szCs w:val="24"/>
-      <w:lang w:eastAsia="pl-PL"/>
-    </w:rPr>
   </w:style>
   <w:style w:type="character" w:customStyle="1" w:styleId="StopkaZnak">
     <w:name w:val="Stopka Znak"/>
     <w:basedOn w:val="Domylnaczcionkaakapitu"/>
     <w:link w:val="Stopka"/>
     <w:uiPriority w:val="99"/>
-    <w:rsid w:val="004136ED"/>
-    <w:rPr>
-      <w:rFonts w:ascii="Times New Roman" w:hAnsi="Times New Roman" w:cs="Times New Roman"/>
-      <w:kern w:val="0"/>
-      <w:sz w:val="24"/>
-      <w:szCs w:val="24"/>
-      <w:lang w:eastAsia="pl-PL"/>
-    </w:rPr>
   </w:style>
   <w:style w:type="paragraph" w:styleId="NormalnyWeb">
     <w:name w:val="Normal (Web)"/>
@@ -2824,7 +2896,6 @@
     <w:uiPriority w:val="99"/>
     <w:semiHidden/>
     <w:unhideWhenUsed/>
-    <w:rsid w:val="006E5FA3"/>
     <w:pPr>
       <w:spacing w:before="100" w:beforeAutospacing="1" w:after="100" w:afterAutospacing="1"/>
     </w:pPr>

--- a/public/wzory/PSF_PAK2_Karta_doradztwa_bilans_szablon.docx
+++ b/public/wzory/PSF_PAK2_Karta_doradztwa_bilans_szablon.docx
@@ -194,7 +194,7 @@
                 <w:sz w:val="22"/>
                 <w:szCs w:val="22"/>
               </w:rPr>
-              <w:t>{{data_dzis}}</w:t>
+              <w:t>{{data_dokumentu}}</w:t>
             </w:r>
           </w:p>
         </w:tc>
@@ -238,7 +238,7 @@
                 <w:sz w:val="20"/>
                 <w:szCs w:val="20"/>
               </w:rPr>
-              <w:t>od __:__ do __:__</w:t>
+              <w:t>od {{godzina_spotkania_od}} do {{godzina_spotkania_do}}</w:t>
             </w:r>
           </w:p>
         </w:tc>
@@ -2147,7 +2147,7 @@
                 <w:sz w:val="22"/>
                 <w:szCs w:val="22"/>
               </w:rPr>
-              <w:t>{{data_dzis}}</w:t>
+              <w:t>{{data_dokumentu}}</w:t>
             </w:r>
           </w:p>
         </w:tc>

--- a/public/wzory/PSF_PAK2_Karta_doradztwa_bilans_szablon.docx
+++ b/public/wzory/PSF_PAK2_Karta_doradztwa_bilans_szablon.docx
@@ -722,7 +722,7 @@
                 <w:sz w:val="22"/>
                 <w:szCs w:val="22"/>
               </w:rPr>
-              <w:t xml:space="preserve">☒</w:t>
+              <w:t>{{cb_psf_cyfrowe_1}}</w:t>
             </w:r>
           </w:p>
         </w:tc>
@@ -743,7 +743,7 @@
                 <w:sz w:val="22"/>
                 <w:szCs w:val="22"/>
               </w:rPr>
-              <w:t xml:space="preserve">☐</w:t>
+              <w:t>{{cb_psf_cyfrowe_2}}</w:t>
             </w:r>
           </w:p>
         </w:tc>
@@ -764,7 +764,7 @@
                 <w:sz w:val="22"/>
                 <w:szCs w:val="22"/>
               </w:rPr>
-              <w:t xml:space="preserve">☐</w:t>
+              <w:t>{{cb_psf_cyfrowe_3}}</w:t>
             </w:r>
           </w:p>
         </w:tc>
@@ -785,7 +785,7 @@
                 <w:sz w:val="22"/>
                 <w:szCs w:val="22"/>
               </w:rPr>
-              <w:t xml:space="preserve">☐</w:t>
+              <w:t>{{cb_psf_cyfrowe_4}}</w:t>
             </w:r>
           </w:p>
         </w:tc>
@@ -806,7 +806,7 @@
                 <w:sz w:val="22"/>
                 <w:szCs w:val="22"/>
               </w:rPr>
-              <w:t xml:space="preserve">☐</w:t>
+              <w:t>{{cb_psf_cyfrowe_5}}</w:t>
             </w:r>
           </w:p>
         </w:tc>
@@ -850,7 +850,7 @@
                 <w:sz w:val="22"/>
                 <w:szCs w:val="22"/>
               </w:rPr>
-              <w:t xml:space="preserve">☐</w:t>
+              <w:t>{{cb_psf_jezykowe_1}}</w:t>
             </w:r>
           </w:p>
         </w:tc>
@@ -871,7 +871,7 @@
                 <w:sz w:val="22"/>
                 <w:szCs w:val="22"/>
               </w:rPr>
-              <w:t xml:space="preserve">☒</w:t>
+              <w:t>{{cb_psf_jezykowe_2}}</w:t>
             </w:r>
           </w:p>
         </w:tc>
@@ -892,7 +892,7 @@
                 <w:sz w:val="22"/>
                 <w:szCs w:val="22"/>
               </w:rPr>
-              <w:t xml:space="preserve">☐</w:t>
+              <w:t>{{cb_psf_jezykowe_3}}</w:t>
             </w:r>
           </w:p>
         </w:tc>
@@ -913,7 +913,7 @@
                 <w:sz w:val="22"/>
                 <w:szCs w:val="22"/>
               </w:rPr>
-              <w:t xml:space="preserve">☐</w:t>
+              <w:t>{{cb_psf_jezykowe_4}}</w:t>
             </w:r>
           </w:p>
         </w:tc>
@@ -934,7 +934,7 @@
                 <w:sz w:val="22"/>
                 <w:szCs w:val="22"/>
               </w:rPr>
-              <w:t xml:space="preserve">☐</w:t>
+              <w:t>{{cb_psf_jezykowe_5}}</w:t>
             </w:r>
           </w:p>
         </w:tc>
@@ -978,7 +978,7 @@
                 <w:sz w:val="22"/>
                 <w:szCs w:val="22"/>
               </w:rPr>
-              <w:t xml:space="preserve">☐</w:t>
+              <w:t>{{cb_psf_spoleczne_1}}</w:t>
             </w:r>
           </w:p>
         </w:tc>
@@ -999,7 +999,7 @@
                 <w:sz w:val="22"/>
                 <w:szCs w:val="22"/>
               </w:rPr>
-              <w:t xml:space="preserve">☐</w:t>
+              <w:t>{{cb_psf_spoleczne_2}}</w:t>
             </w:r>
           </w:p>
         </w:tc>
@@ -1020,7 +1020,7 @@
                 <w:sz w:val="22"/>
                 <w:szCs w:val="22"/>
               </w:rPr>
-              <w:t xml:space="preserve">☒</w:t>
+              <w:t>{{cb_psf_spoleczne_3}}</w:t>
             </w:r>
           </w:p>
         </w:tc>
@@ -1041,7 +1041,7 @@
                 <w:sz w:val="22"/>
                 <w:szCs w:val="22"/>
               </w:rPr>
-              <w:t xml:space="preserve">☐</w:t>
+              <w:t>{{cb_psf_spoleczne_4}}</w:t>
             </w:r>
           </w:p>
         </w:tc>
@@ -1062,7 +1062,7 @@
                 <w:sz w:val="22"/>
                 <w:szCs w:val="22"/>
               </w:rPr>
-              <w:t xml:space="preserve">☐</w:t>
+              <w:t>{{cb_psf_spoleczne_5}}</w:t>
             </w:r>
           </w:p>
         </w:tc>
@@ -1106,7 +1106,7 @@
                 <w:sz w:val="22"/>
                 <w:szCs w:val="22"/>
               </w:rPr>
-              <w:t xml:space="preserve">☐</w:t>
+              <w:t>{{cb_psf_zawodowe_1}}</w:t>
             </w:r>
           </w:p>
         </w:tc>
@@ -1127,7 +1127,7 @@
                 <w:sz w:val="22"/>
                 <w:szCs w:val="22"/>
               </w:rPr>
-              <w:t xml:space="preserve">☐</w:t>
+              <w:t>{{cb_psf_zawodowe_2}}</w:t>
             </w:r>
           </w:p>
         </w:tc>
@@ -1148,7 +1148,7 @@
                 <w:sz w:val="22"/>
                 <w:szCs w:val="22"/>
               </w:rPr>
-              <w:t xml:space="preserve">☒</w:t>
+              <w:t>{{cb_psf_zawodowe_3}}</w:t>
             </w:r>
           </w:p>
         </w:tc>
@@ -1169,7 +1169,7 @@
                 <w:sz w:val="22"/>
                 <w:szCs w:val="22"/>
               </w:rPr>
-              <w:t xml:space="preserve">☐</w:t>
+              <w:t>{{cb_psf_zawodowe_4}}</w:t>
             </w:r>
           </w:p>
         </w:tc>
@@ -1190,7 +1190,7 @@
                 <w:sz w:val="22"/>
                 <w:szCs w:val="22"/>
               </w:rPr>
-              <w:t xml:space="preserve">☐</w:t>
+              <w:t>{{cb_psf_zawodowe_5}}</w:t>
             </w:r>
           </w:p>
         </w:tc>
@@ -1234,7 +1234,7 @@
                 <w:sz w:val="22"/>
                 <w:szCs w:val="22"/>
               </w:rPr>
-              <w:t xml:space="preserve">☐</w:t>
+              <w:t>{{cb_psf_zielone_1}}</w:t>
             </w:r>
           </w:p>
         </w:tc>
@@ -1255,7 +1255,7 @@
                 <w:sz w:val="22"/>
                 <w:szCs w:val="22"/>
               </w:rPr>
-              <w:t xml:space="preserve">☐</w:t>
+              <w:t>{{cb_psf_zielone_2}}</w:t>
             </w:r>
           </w:p>
         </w:tc>
@@ -1276,7 +1276,7 @@
                 <w:sz w:val="22"/>
                 <w:szCs w:val="22"/>
               </w:rPr>
-              <w:t xml:space="preserve">☒</w:t>
+              <w:t>{{cb_psf_zielone_3}}</w:t>
             </w:r>
           </w:p>
         </w:tc>
@@ -1297,7 +1297,7 @@
                 <w:sz w:val="22"/>
                 <w:szCs w:val="22"/>
               </w:rPr>
-              <w:t xml:space="preserve">☐</w:t>
+              <w:t>{{cb_psf_zielone_4}}</w:t>
             </w:r>
           </w:p>
         </w:tc>
@@ -1318,7 +1318,7 @@
                 <w:sz w:val="22"/>
                 <w:szCs w:val="22"/>
               </w:rPr>
-              <w:t xml:space="preserve">☐</w:t>
+              <w:t>{{cb_psf_zielone_5}}</w:t>
             </w:r>
           </w:p>
         </w:tc>

--- a/public/wzory/PSF_PAK2_Karta_doradztwa_bilans_szablon.docx
+++ b/public/wzory/PSF_PAK2_Karta_doradztwa_bilans_szablon.docx
@@ -1828,7 +1828,7 @@
           <w:sz w:val="22"/>
           <w:szCs w:val="22"/>
         </w:rPr>
-        <w:t>☐ Stacjonarna</w:t>
+        <w:t>☒ Stacjonarna</w:t>
       </w:r>
     </w:p>
     <w:p>

--- a/public/wzory/PSF_PAK2_Karta_doradztwa_bilans_szablon.docx
+++ b/public/wzory/PSF_PAK2_Karta_doradztwa_bilans_szablon.docx
@@ -1429,7 +1429,7 @@
           <w:sz w:val="20"/>
           <w:szCs w:val="20"/>
         </w:rPr>
-        <w:t xml:space="preserve">________________________________________________________________________________</w:t>
+        <w:t xml:space="preserve">{{opis_potrzeb}}</w:t>
       </w:r>
     </w:p>
     <w:p>
@@ -1926,7 +1926,7 @@
           <w:sz w:val="20"/>
           <w:szCs w:val="20"/>
         </w:rPr>
-        <w:t xml:space="preserve">________________________________________________________________________________</w:t>
+        <w:t xml:space="preserve">{{opis_przebiegu}}</w:t>
       </w:r>
     </w:p>
     <w:p>
@@ -1980,7 +1980,7 @@
           <w:sz w:val="20"/>
           <w:szCs w:val="20"/>
         </w:rPr>
-        <w:t xml:space="preserve">________________________________________________________________________________</w:t>
+        <w:t xml:space="preserve">{{rekomendacje_wnioski}}</w:t>
       </w:r>
     </w:p>
     <w:p>
